--- a/Interviews/Interview_Capgemini_MSFABRIC.docx
+++ b/Interviews/Interview_Capgemini_MSFABRIC.docx
@@ -8,47 +8,31 @@
           <w:lang w:val="fr-BE"/>
         </w:rPr>
       </w:pPr>
-      <w:proofErr w:type="spellStart"/>
-      <w:r>
-        <w:rPr>
-          <w:lang w:val="fr-BE"/>
-        </w:rPr>
-        <w:t>Jai</w:t>
-      </w:r>
-      <w:proofErr w:type="spellEnd"/>
-      <w:r>
-        <w:rPr>
-          <w:lang w:val="fr-BE"/>
-        </w:rPr>
-        <w:t xml:space="preserve"> travaille 3 ans chez AG en tant que Data </w:t>
-      </w:r>
-      <w:proofErr w:type="spellStart"/>
-      <w:r>
-        <w:rPr>
-          <w:lang w:val="fr-BE"/>
-        </w:rPr>
-        <w:t>Ingenieer</w:t>
-      </w:r>
-      <w:proofErr w:type="spellEnd"/>
-      <w:r>
-        <w:rPr>
-          <w:lang w:val="fr-BE"/>
-        </w:rPr>
-        <w:t xml:space="preserve"> On-</w:t>
-      </w:r>
-      <w:proofErr w:type="spellStart"/>
-      <w:r>
-        <w:rPr>
-          <w:lang w:val="fr-BE"/>
-        </w:rPr>
-        <w:t>premise</w:t>
-      </w:r>
-      <w:proofErr w:type="spellEnd"/>
-      <w:r>
-        <w:rPr>
-          <w:lang w:val="fr-BE"/>
-        </w:rPr>
-        <w:t xml:space="preserve"> et cloud qui inclu</w:t>
+      <w:r>
+        <w:rPr>
+          <w:lang w:val="fr-BE"/>
+        </w:rPr>
+        <w:t>Deplame et 7 ans experiance en tout plus ou moins (data la data)</w:t>
+      </w:r>
+    </w:p>
+    <w:p>
+      <w:pPr>
+        <w:rPr>
+          <w:lang w:val="fr-BE"/>
+        </w:rPr>
+      </w:pPr>
+    </w:p>
+    <w:p>
+      <w:pPr>
+        <w:rPr>
+          <w:lang w:val="fr-BE"/>
+        </w:rPr>
+      </w:pPr>
+      <w:r>
+        <w:rPr>
+          <w:lang w:val="fr-BE"/>
+        </w:rPr>
+        <w:t>Jai travaille 3 ans chez AG en tant que Data Ingenieer On-premise et cloud qui inclu</w:t>
       </w:r>
       <w:r>
         <w:rPr>
@@ -60,97 +44,43 @@
         <w:rPr>
           <w:lang w:val="fr-BE"/>
         </w:rPr>
-        <w:t>SSIS SSAS Power BI Synapse -</w:t>
-      </w:r>
-      <w:proofErr w:type="spellStart"/>
-      <w:r>
-        <w:rPr>
-          <w:lang w:val="fr-BE"/>
-        </w:rPr>
-        <w:t>datafactory</w:t>
-      </w:r>
-      <w:proofErr w:type="spellEnd"/>
-      <w:r>
-        <w:rPr>
-          <w:lang w:val="fr-BE"/>
-        </w:rPr>
-        <w:t> …</w:t>
-      </w:r>
-    </w:p>
-    <w:p>
-      <w:pPr>
-        <w:rPr>
-          <w:lang w:val="fr-BE"/>
-        </w:rPr>
-      </w:pPr>
-    </w:p>
-    <w:p>
-      <w:pPr>
-        <w:rPr>
-          <w:lang w:val="fr-BE"/>
-        </w:rPr>
-      </w:pPr>
-      <w:r>
-        <w:rPr>
-          <w:lang w:val="fr-BE"/>
-        </w:rPr>
-        <w:t xml:space="preserve">Ensuite j’ai travaillé chez </w:t>
-      </w:r>
-      <w:proofErr w:type="spellStart"/>
-      <w:r>
-        <w:rPr>
-          <w:lang w:val="fr-BE"/>
-        </w:rPr>
-        <w:t>delhaize</w:t>
-      </w:r>
-      <w:proofErr w:type="spellEnd"/>
-      <w:r>
-        <w:rPr>
-          <w:lang w:val="fr-BE"/>
-        </w:rPr>
-        <w:t xml:space="preserve"> en tant que power bi expert dans un </w:t>
-      </w:r>
-      <w:proofErr w:type="spellStart"/>
-      <w:r>
-        <w:rPr>
-          <w:lang w:val="fr-BE"/>
-        </w:rPr>
-        <w:t>enviroment</w:t>
-      </w:r>
-      <w:proofErr w:type="spellEnd"/>
-      <w:r>
-        <w:rPr>
-          <w:lang w:val="fr-BE"/>
-        </w:rPr>
-        <w:t xml:space="preserve"> mixte </w:t>
-      </w:r>
-      <w:proofErr w:type="spellStart"/>
-      <w:r>
-        <w:rPr>
-          <w:lang w:val="fr-BE"/>
-        </w:rPr>
-        <w:t>databrilks</w:t>
-      </w:r>
-      <w:proofErr w:type="spellEnd"/>
-      <w:r>
-        <w:rPr>
-          <w:lang w:val="fr-BE"/>
-        </w:rPr>
-        <w:t xml:space="preserve"> -</w:t>
-      </w:r>
-      <w:proofErr w:type="spellStart"/>
-      <w:r>
-        <w:rPr>
-          <w:lang w:val="fr-BE"/>
-        </w:rPr>
-        <w:t>Fabric</w:t>
-      </w:r>
-      <w:proofErr w:type="spellEnd"/>
-      <w:r>
-        <w:rPr>
-          <w:lang w:val="fr-BE"/>
-        </w:rPr>
-        <w:t>-power bi</w:t>
+        <w:t>SSIS SSAS Power BI Synapse -datafactory …</w:t>
+      </w:r>
+    </w:p>
+    <w:p>
+      <w:pPr>
+        <w:rPr>
+          <w:lang w:val="fr-BE"/>
+        </w:rPr>
+      </w:pPr>
+    </w:p>
+    <w:p>
+      <w:pPr>
+        <w:rPr>
+          <w:lang w:val="fr-BE"/>
+        </w:rPr>
+      </w:pPr>
+      <w:r>
+        <w:rPr>
+          <w:lang w:val="fr-BE"/>
+        </w:rPr>
+        <w:t xml:space="preserve">Ensuite j’ai travaillé </w:t>
+      </w:r>
+      <w:r>
+        <w:rPr>
+          <w:b/>
+          <w:bCs/>
+          <w:i/>
+          <w:iCs/>
+          <w:lang w:val="fr-BE"/>
+        </w:rPr>
+        <w:t>chez delhaize</w:t>
+      </w:r>
+      <w:r>
+        <w:rPr>
+          <w:lang w:val="fr-BE"/>
+        </w:rPr>
+        <w:t xml:space="preserve"> en tant que power bi expert dans un enviroment mixte databrilks -Fabric-power bi</w:t>
       </w:r>
       <w:r>
         <w:rPr>
@@ -174,71 +104,7 @@
         <w:rPr>
           <w:lang w:val="fr-BE"/>
         </w:rPr>
-        <w:t xml:space="preserve">La </w:t>
-      </w:r>
-      <w:proofErr w:type="spellStart"/>
-      <w:proofErr w:type="gramStart"/>
-      <w:r>
-        <w:rPr>
-          <w:lang w:val="fr-BE"/>
-        </w:rPr>
-        <w:t>creation</w:t>
-      </w:r>
-      <w:proofErr w:type="spellEnd"/>
-      <w:r>
-        <w:rPr>
-          <w:lang w:val="fr-BE"/>
-        </w:rPr>
-        <w:t xml:space="preserve"> ,</w:t>
-      </w:r>
-      <w:proofErr w:type="gramEnd"/>
-      <w:r>
-        <w:rPr>
-          <w:lang w:val="fr-BE"/>
-        </w:rPr>
-        <w:t xml:space="preserve"> l’adaptation et la maintenance des </w:t>
-      </w:r>
-      <w:proofErr w:type="spellStart"/>
-      <w:r>
-        <w:rPr>
-          <w:lang w:val="fr-BE"/>
-        </w:rPr>
-        <w:t>sementic</w:t>
-      </w:r>
-      <w:proofErr w:type="spellEnd"/>
-      <w:r>
-        <w:rPr>
-          <w:lang w:val="fr-BE"/>
-        </w:rPr>
-        <w:t xml:space="preserve"> model dans l’</w:t>
-      </w:r>
-      <w:proofErr w:type="spellStart"/>
-      <w:r>
-        <w:rPr>
-          <w:lang w:val="fr-BE"/>
-        </w:rPr>
-        <w:t>environment</w:t>
-      </w:r>
-      <w:proofErr w:type="spellEnd"/>
-      <w:r>
-        <w:rPr>
-          <w:lang w:val="fr-BE"/>
-        </w:rPr>
-        <w:t xml:space="preserve"> </w:t>
-      </w:r>
-      <w:proofErr w:type="spellStart"/>
-      <w:r>
-        <w:rPr>
-          <w:lang w:val="fr-BE"/>
-        </w:rPr>
-        <w:t>Fabric</w:t>
-      </w:r>
-      <w:proofErr w:type="spellEnd"/>
-      <w:r>
-        <w:rPr>
-          <w:lang w:val="fr-BE"/>
-        </w:rPr>
-        <w:t xml:space="preserve">. </w:t>
+        <w:t xml:space="preserve">La creation , l’adaptation et la maintenance des sementic model dans l’environment Fabric. </w:t>
       </w:r>
     </w:p>
     <w:p>
@@ -256,43 +122,7 @@
         <w:rPr>
           <w:lang w:val="fr-BE"/>
         </w:rPr>
-        <w:t xml:space="preserve">La </w:t>
-      </w:r>
-      <w:proofErr w:type="spellStart"/>
-      <w:r>
-        <w:rPr>
-          <w:lang w:val="fr-BE"/>
-        </w:rPr>
-        <w:t>creation</w:t>
-      </w:r>
-      <w:proofErr w:type="spellEnd"/>
-      <w:r>
-        <w:rPr>
-          <w:lang w:val="fr-BE"/>
-        </w:rPr>
-        <w:t xml:space="preserve"> de </w:t>
-      </w:r>
-      <w:proofErr w:type="spellStart"/>
-      <w:proofErr w:type="gramStart"/>
-      <w:r>
-        <w:rPr>
-          <w:lang w:val="fr-BE"/>
-        </w:rPr>
-        <w:t>dashboard</w:t>
-      </w:r>
-      <w:proofErr w:type="spellEnd"/>
-      <w:r>
-        <w:rPr>
-          <w:lang w:val="fr-BE"/>
-        </w:rPr>
-        <w:t xml:space="preserve"> ,</w:t>
-      </w:r>
-      <w:proofErr w:type="gramEnd"/>
-      <w:r>
-        <w:rPr>
-          <w:lang w:val="fr-BE"/>
-        </w:rPr>
-        <w:t xml:space="preserve"> de apps </w:t>
+        <w:t xml:space="preserve">La creation de dashboard , de apps </w:t>
       </w:r>
     </w:p>
     <w:p>
@@ -310,49 +140,7 @@
         <w:rPr>
           <w:lang w:val="fr-BE"/>
         </w:rPr>
-        <w:t xml:space="preserve">La gestion des </w:t>
-      </w:r>
-      <w:proofErr w:type="spellStart"/>
-      <w:r>
-        <w:rPr>
-          <w:lang w:val="fr-BE"/>
-        </w:rPr>
-        <w:t>access</w:t>
-      </w:r>
-      <w:proofErr w:type="spellEnd"/>
-      <w:r>
-        <w:rPr>
-          <w:lang w:val="fr-BE"/>
-        </w:rPr>
-        <w:t xml:space="preserve"> aux </w:t>
-      </w:r>
-      <w:proofErr w:type="spellStart"/>
-      <w:r>
-        <w:rPr>
-          <w:lang w:val="fr-BE"/>
-        </w:rPr>
-        <w:t>donnees</w:t>
-      </w:r>
-      <w:proofErr w:type="spellEnd"/>
-      <w:r>
-        <w:rPr>
-          <w:lang w:val="fr-BE"/>
-        </w:rPr>
-        <w:t xml:space="preserve"> dans le cloud (</w:t>
-      </w:r>
-      <w:proofErr w:type="spellStart"/>
-      <w:r>
-        <w:rPr>
-          <w:lang w:val="fr-BE"/>
-        </w:rPr>
-        <w:t>worspace</w:t>
-      </w:r>
-      <w:proofErr w:type="spellEnd"/>
-      <w:r>
-        <w:rPr>
-          <w:lang w:val="fr-BE"/>
-        </w:rPr>
-        <w:t xml:space="preserve"> et app)</w:t>
+        <w:t>La gestion des access aux donnees dans le cloud (worspace et app)</w:t>
       </w:r>
     </w:p>
     <w:p>
@@ -370,16 +158,44 @@
         <w:rPr>
           <w:lang w:val="fr-BE"/>
         </w:rPr>
-        <w:t xml:space="preserve">La </w:t>
-      </w:r>
-      <w:proofErr w:type="spellStart"/>
-      <w:r>
-        <w:rPr>
-          <w:lang w:val="fr-BE"/>
-        </w:rPr>
-        <w:t>co</w:t>
-      </w:r>
-      <w:proofErr w:type="spellEnd"/>
+        <w:t>Con</w:t>
+      </w:r>
+      <w:r>
+        <w:rPr>
+          <w:lang w:val="fr-BE"/>
+        </w:rPr>
+        <w:t xml:space="preserve">nection (via le mirroring) a l’unity catalog </w:t>
+      </w:r>
+      <w:r>
+        <w:rPr>
+          <w:lang w:val="fr-BE"/>
+        </w:rPr>
+        <w:t>de</w:t>
+      </w:r>
+      <w:r>
+        <w:rPr>
+          <w:lang w:val="fr-BE"/>
+        </w:rPr>
+        <w:t xml:space="preserve"> databri</w:t>
+      </w:r>
+      <w:r>
+        <w:rPr>
+          <w:lang w:val="fr-BE"/>
+        </w:rPr>
+        <w:t>ks</w:t>
+      </w:r>
+      <w:r>
+        <w:rPr>
+          <w:lang w:val="fr-BE"/>
+        </w:rPr>
+        <w:t xml:space="preserve"> (donc pas besoin de</w:t>
+      </w:r>
+      <w:r>
+        <w:rPr>
+          <w:lang w:val="fr-BE"/>
+        </w:rPr>
+        <w:t xml:space="preserve"> transférer les donnees phisique vers Onlake)</w:t>
+      </w:r>
     </w:p>
     <w:p>
       <w:pPr>
@@ -396,115 +212,13 @@
         <w:rPr>
           <w:lang w:val="fr-BE"/>
         </w:rPr>
-        <w:t>Con</w:t>
-      </w:r>
-      <w:r>
-        <w:rPr>
-          <w:lang w:val="fr-BE"/>
-        </w:rPr>
-        <w:t>nection (via le mirroring) a l’</w:t>
-      </w:r>
-      <w:proofErr w:type="spellStart"/>
-      <w:r>
-        <w:rPr>
-          <w:lang w:val="fr-BE"/>
-        </w:rPr>
-        <w:t>unity</w:t>
-      </w:r>
-      <w:proofErr w:type="spellEnd"/>
-      <w:r>
-        <w:rPr>
-          <w:lang w:val="fr-BE"/>
-        </w:rPr>
-        <w:t xml:space="preserve"> </w:t>
-      </w:r>
-      <w:proofErr w:type="spellStart"/>
-      <w:r>
-        <w:rPr>
-          <w:lang w:val="fr-BE"/>
-        </w:rPr>
-        <w:t>catalog</w:t>
-      </w:r>
-      <w:proofErr w:type="spellEnd"/>
-      <w:r>
-        <w:rPr>
-          <w:lang w:val="fr-BE"/>
-        </w:rPr>
-        <w:t xml:space="preserve"> </w:t>
-      </w:r>
-      <w:r>
-        <w:rPr>
-          <w:lang w:val="fr-BE"/>
-        </w:rPr>
-        <w:t>de</w:t>
-      </w:r>
-      <w:r>
-        <w:rPr>
-          <w:lang w:val="fr-BE"/>
-        </w:rPr>
-        <w:t xml:space="preserve"> d</w:t>
-      </w:r>
-      <w:proofErr w:type="spellStart"/>
-      <w:r>
-        <w:rPr>
-          <w:lang w:val="fr-BE"/>
-        </w:rPr>
-        <w:t>atabric</w:t>
-      </w:r>
-      <w:proofErr w:type="spellEnd"/>
-      <w:r>
-        <w:rPr>
-          <w:lang w:val="fr-BE"/>
-        </w:rPr>
-        <w:t xml:space="preserve"> (donc pas besoin de</w:t>
-      </w:r>
-      <w:r>
-        <w:rPr>
-          <w:lang w:val="fr-BE"/>
-        </w:rPr>
-        <w:t xml:space="preserve"> transférer les </w:t>
-      </w:r>
-      <w:proofErr w:type="spellStart"/>
-      <w:r>
-        <w:rPr>
-          <w:lang w:val="fr-BE"/>
-        </w:rPr>
-        <w:t>donnees</w:t>
-      </w:r>
-      <w:proofErr w:type="spellEnd"/>
-      <w:r>
-        <w:rPr>
-          <w:lang w:val="fr-BE"/>
-        </w:rPr>
-        <w:t xml:space="preserve"> </w:t>
-      </w:r>
-      <w:proofErr w:type="spellStart"/>
-      <w:r>
-        <w:rPr>
-          <w:lang w:val="fr-BE"/>
-        </w:rPr>
-        <w:t>phisique</w:t>
-      </w:r>
-      <w:proofErr w:type="spellEnd"/>
-      <w:r>
-        <w:rPr>
-          <w:lang w:val="fr-BE"/>
-        </w:rPr>
-        <w:t xml:space="preserve"> vers </w:t>
-      </w:r>
-      <w:proofErr w:type="spellStart"/>
-      <w:r>
-        <w:rPr>
-          <w:lang w:val="fr-BE"/>
-        </w:rPr>
-        <w:t>Onlake</w:t>
-      </w:r>
-      <w:proofErr w:type="spellEnd"/>
-      <w:r>
-        <w:rPr>
-          <w:lang w:val="fr-BE"/>
-        </w:rPr>
-        <w:t>)</w:t>
+        <w:t>Conncetion (via shortcut) a fichier de</w:t>
+      </w:r>
+      <w:r>
+        <w:rPr>
+          <w:lang w:val="fr-BE"/>
+        </w:rPr>
+        <w:t xml:space="preserve"> ADLS</w:t>
       </w:r>
     </w:p>
     <w:p>
@@ -518,39 +232,23 @@
           <w:lang w:val="fr-BE"/>
         </w:rPr>
       </w:pPr>
-      <w:proofErr w:type="spellStart"/>
-      <w:r>
-        <w:rPr>
-          <w:lang w:val="fr-BE"/>
-        </w:rPr>
-        <w:t>Conncetion</w:t>
-      </w:r>
-      <w:proofErr w:type="spellEnd"/>
-      <w:r>
-        <w:rPr>
-          <w:lang w:val="fr-BE"/>
-        </w:rPr>
-        <w:t xml:space="preserve"> (via </w:t>
-      </w:r>
-      <w:proofErr w:type="spellStart"/>
-      <w:r>
-        <w:rPr>
-          <w:lang w:val="fr-BE"/>
-        </w:rPr>
-        <w:t>shortcut</w:t>
-      </w:r>
-      <w:proofErr w:type="spellEnd"/>
-      <w:r>
-        <w:rPr>
-          <w:lang w:val="fr-BE"/>
-        </w:rPr>
-        <w:t>) a fichier de</w:t>
-      </w:r>
-      <w:r>
-        <w:rPr>
-          <w:lang w:val="fr-BE"/>
-        </w:rPr>
-        <w:t xml:space="preserve"> ADLS</w:t>
+      <w:r>
+        <w:rPr>
+          <w:lang w:val="fr-BE"/>
+        </w:rPr>
+        <w:t xml:space="preserve">La craetion de procedure et views </w:t>
+      </w:r>
+      <w:r>
+        <w:rPr>
+          <w:lang w:val="fr-BE"/>
+        </w:rPr>
+        <w:t>(généralement pour les table aggr.)</w:t>
+      </w:r>
+      <w:r>
+        <w:rPr>
+          <w:lang w:val="fr-BE"/>
+        </w:rPr>
+        <w:t>pour l’allimentation des datamodels .</w:t>
       </w:r>
     </w:p>
     <w:p>
@@ -568,80 +266,8 @@
         <w:rPr>
           <w:lang w:val="fr-BE"/>
         </w:rPr>
-        <w:t xml:space="preserve">La </w:t>
-      </w:r>
-      <w:proofErr w:type="spellStart"/>
-      <w:r>
-        <w:rPr>
-          <w:lang w:val="fr-BE"/>
-        </w:rPr>
-        <w:t>craeetion</w:t>
-      </w:r>
-      <w:proofErr w:type="spellEnd"/>
-      <w:r>
-        <w:rPr>
-          <w:lang w:val="fr-BE"/>
-        </w:rPr>
-        <w:t xml:space="preserve"> de </w:t>
-      </w:r>
-      <w:proofErr w:type="spellStart"/>
-      <w:r>
-        <w:rPr>
-          <w:lang w:val="fr-BE"/>
-        </w:rPr>
-        <w:t>procedure</w:t>
-      </w:r>
-      <w:proofErr w:type="spellEnd"/>
-      <w:r>
-        <w:rPr>
-          <w:lang w:val="fr-BE"/>
-        </w:rPr>
-        <w:t xml:space="preserve"> et </w:t>
-      </w:r>
-      <w:proofErr w:type="spellStart"/>
-      <w:r>
-        <w:rPr>
-          <w:lang w:val="fr-BE"/>
-        </w:rPr>
-        <w:t>views</w:t>
-      </w:r>
-      <w:proofErr w:type="spellEnd"/>
-      <w:r>
-        <w:rPr>
-          <w:lang w:val="fr-BE"/>
-        </w:rPr>
-        <w:t xml:space="preserve"> pour l’</w:t>
-      </w:r>
-      <w:proofErr w:type="spellStart"/>
-      <w:r>
-        <w:rPr>
-          <w:lang w:val="fr-BE"/>
-        </w:rPr>
-        <w:t>allimentation</w:t>
-      </w:r>
-      <w:proofErr w:type="spellEnd"/>
-      <w:r>
-        <w:rPr>
-          <w:lang w:val="fr-BE"/>
-        </w:rPr>
-        <w:t xml:space="preserve"> des </w:t>
-      </w:r>
-      <w:proofErr w:type="spellStart"/>
-      <w:proofErr w:type="gramStart"/>
-      <w:r>
-        <w:rPr>
-          <w:lang w:val="fr-BE"/>
-        </w:rPr>
-        <w:t>datamodels</w:t>
-      </w:r>
-      <w:proofErr w:type="spellEnd"/>
-      <w:r>
-        <w:rPr>
-          <w:lang w:val="fr-BE"/>
-        </w:rPr>
-        <w:t> .</w:t>
-      </w:r>
-      <w:proofErr w:type="gramEnd"/>
+        <w:t>Incremental load des model (en raison du grand volume de donnee)</w:t>
+      </w:r>
     </w:p>
     <w:p>
       <w:pPr>
@@ -654,304 +280,72 @@
           <w:lang w:val="fr-BE"/>
         </w:rPr>
       </w:pPr>
-      <w:proofErr w:type="spellStart"/>
-      <w:r>
-        <w:rPr>
-          <w:lang w:val="fr-BE"/>
-        </w:rPr>
-        <w:t>Incremental</w:t>
-      </w:r>
-      <w:proofErr w:type="spellEnd"/>
-      <w:r>
-        <w:rPr>
-          <w:lang w:val="fr-BE"/>
-        </w:rPr>
-        <w:t xml:space="preserve"> </w:t>
-      </w:r>
-      <w:proofErr w:type="spellStart"/>
-      <w:r>
-        <w:rPr>
-          <w:lang w:val="fr-BE"/>
-        </w:rPr>
-        <w:t>load</w:t>
-      </w:r>
-      <w:proofErr w:type="spellEnd"/>
-      <w:r>
-        <w:rPr>
-          <w:lang w:val="fr-BE"/>
-        </w:rPr>
-        <w:t xml:space="preserve"> des model (en raison du grand volume de </w:t>
-      </w:r>
-      <w:proofErr w:type="spellStart"/>
-      <w:r>
-        <w:rPr>
-          <w:lang w:val="fr-BE"/>
-        </w:rPr>
-        <w:t>donnee</w:t>
-      </w:r>
-      <w:proofErr w:type="spellEnd"/>
-      <w:r>
-        <w:rPr>
-          <w:lang w:val="fr-BE"/>
-        </w:rPr>
-        <w:t>)</w:t>
-      </w:r>
-    </w:p>
-    <w:p>
-      <w:pPr>
-        <w:pStyle w:val="ListParagraph"/>
-        <w:numPr>
-          <w:ilvl w:val="0"/>
-          <w:numId w:val="2"/>
-        </w:numPr>
-        <w:rPr>
-          <w:lang w:val="fr-BE"/>
-        </w:rPr>
-      </w:pPr>
-      <w:r>
-        <w:rPr>
-          <w:lang w:val="fr-BE"/>
-        </w:rPr>
-        <w:t xml:space="preserve">Mise place de monitoring pour les </w:t>
-      </w:r>
-      <w:proofErr w:type="spellStart"/>
-      <w:r>
-        <w:rPr>
-          <w:lang w:val="fr-BE"/>
-        </w:rPr>
-        <w:t>capicity</w:t>
-      </w:r>
-      <w:proofErr w:type="spellEnd"/>
-      <w:r>
-        <w:rPr>
-          <w:lang w:val="fr-BE"/>
-        </w:rPr>
-        <w:t xml:space="preserve"> </w:t>
-      </w:r>
-      <w:proofErr w:type="spellStart"/>
-      <w:r>
-        <w:rPr>
-          <w:lang w:val="fr-BE"/>
-        </w:rPr>
-        <w:t>Fabric</w:t>
-      </w:r>
-      <w:proofErr w:type="spellEnd"/>
-      <w:r>
-        <w:rPr>
-          <w:lang w:val="fr-BE"/>
-        </w:rPr>
-        <w:t xml:space="preserve"> (incluant </w:t>
-      </w:r>
-      <w:proofErr w:type="spellStart"/>
-      <w:r>
-        <w:rPr>
-          <w:lang w:val="fr-BE"/>
-        </w:rPr>
-        <w:t>Capaciy</w:t>
-      </w:r>
-      <w:proofErr w:type="spellEnd"/>
-      <w:r>
-        <w:rPr>
-          <w:lang w:val="fr-BE"/>
-        </w:rPr>
-        <w:t xml:space="preserve"> </w:t>
-      </w:r>
-      <w:proofErr w:type="spellStart"/>
-      <w:r>
-        <w:rPr>
-          <w:lang w:val="fr-BE"/>
-        </w:rPr>
-        <w:t>Metric</w:t>
-      </w:r>
-      <w:proofErr w:type="spellEnd"/>
-      <w:r>
-        <w:rPr>
-          <w:lang w:val="fr-BE"/>
-        </w:rPr>
-        <w:t xml:space="preserve"> </w:t>
-      </w:r>
-      <w:proofErr w:type="gramStart"/>
-      <w:r>
-        <w:rPr>
-          <w:lang w:val="fr-BE"/>
-        </w:rPr>
-        <w:t>App ,</w:t>
-      </w:r>
-      <w:proofErr w:type="gramEnd"/>
-      <w:r>
-        <w:rPr>
-          <w:lang w:val="fr-BE"/>
-        </w:rPr>
-        <w:t xml:space="preserve"> FUAM, </w:t>
-      </w:r>
-      <w:proofErr w:type="gramStart"/>
-      <w:r>
-        <w:rPr>
-          <w:lang w:val="fr-BE"/>
-        </w:rPr>
-        <w:t>des solution</w:t>
-      </w:r>
-      <w:proofErr w:type="gramEnd"/>
-      <w:r>
-        <w:rPr>
-          <w:lang w:val="fr-BE"/>
-        </w:rPr>
-        <w:t xml:space="preserve"> plus focus et flexible de </w:t>
-      </w:r>
-      <w:proofErr w:type="spellStart"/>
-      <w:r>
-        <w:rPr>
-          <w:lang w:val="fr-BE"/>
-        </w:rPr>
-        <w:t>monoitoring</w:t>
-      </w:r>
-      <w:proofErr w:type="spellEnd"/>
-      <w:r>
-        <w:rPr>
-          <w:lang w:val="fr-BE"/>
-        </w:rPr>
-        <w:t xml:space="preserve"> des </w:t>
-      </w:r>
-      <w:proofErr w:type="spellStart"/>
-      <w:r>
-        <w:rPr>
-          <w:lang w:val="fr-BE"/>
-        </w:rPr>
-        <w:t>operation</w:t>
-      </w:r>
-      <w:proofErr w:type="spellEnd"/>
-      <w:r>
-        <w:rPr>
-          <w:lang w:val="fr-BE"/>
-        </w:rPr>
-        <w:t xml:space="preserve"> a l’</w:t>
-      </w:r>
-      <w:proofErr w:type="spellStart"/>
-      <w:r>
-        <w:rPr>
-          <w:lang w:val="fr-BE"/>
-        </w:rPr>
-        <w:t>interieur</w:t>
-      </w:r>
-      <w:proofErr w:type="spellEnd"/>
-      <w:r>
-        <w:rPr>
-          <w:lang w:val="fr-BE"/>
-        </w:rPr>
-        <w:t xml:space="preserve"> de </w:t>
-      </w:r>
-      <w:proofErr w:type="spellStart"/>
-      <w:r>
-        <w:rPr>
-          <w:lang w:val="fr-BE"/>
-        </w:rPr>
-        <w:t>fabric</w:t>
-      </w:r>
-      <w:proofErr w:type="spellEnd"/>
-      <w:r>
-        <w:rPr>
-          <w:lang w:val="fr-BE"/>
-        </w:rPr>
-        <w:t xml:space="preserve">. </w:t>
-      </w:r>
-    </w:p>
-    <w:p>
-      <w:pPr>
-        <w:rPr>
-          <w:lang w:val="fr-BE"/>
-        </w:rPr>
-      </w:pPr>
-    </w:p>
-    <w:p>
-      <w:pPr>
-        <w:rPr>
-          <w:lang w:val="fr-BE"/>
-        </w:rPr>
-      </w:pPr>
-      <w:proofErr w:type="spellStart"/>
-      <w:r>
-        <w:rPr>
-          <w:lang w:val="fr-BE"/>
-        </w:rPr>
-        <w:t>Jai</w:t>
-      </w:r>
-      <w:proofErr w:type="spellEnd"/>
-      <w:r>
-        <w:rPr>
-          <w:lang w:val="fr-BE"/>
-        </w:rPr>
-        <w:t xml:space="preserve"> travaillé aussi sur the </w:t>
-      </w:r>
-      <w:proofErr w:type="spellStart"/>
-      <w:r>
-        <w:rPr>
-          <w:lang w:val="fr-BE"/>
-        </w:rPr>
-        <w:t>project</w:t>
-      </w:r>
-      <w:proofErr w:type="spellEnd"/>
-      <w:r>
-        <w:rPr>
-          <w:lang w:val="fr-BE"/>
-        </w:rPr>
-        <w:t xml:space="preserve"> </w:t>
-      </w:r>
-      <w:proofErr w:type="spellStart"/>
-      <w:r>
-        <w:rPr>
-          <w:lang w:val="fr-BE"/>
-        </w:rPr>
-        <w:t>internal</w:t>
-      </w:r>
-      <w:proofErr w:type="spellEnd"/>
-      <w:r>
-        <w:rPr>
-          <w:lang w:val="fr-BE"/>
-        </w:rPr>
-        <w:t xml:space="preserve"> a nos </w:t>
-      </w:r>
-      <w:proofErr w:type="spellStart"/>
-      <w:r>
-        <w:rPr>
-          <w:lang w:val="fr-BE"/>
-        </w:rPr>
-        <w:t>compagny</w:t>
-      </w:r>
-      <w:proofErr w:type="spellEnd"/>
-      <w:r>
-        <w:rPr>
-          <w:lang w:val="fr-BE"/>
-        </w:rPr>
-        <w:t xml:space="preserve"> the consultant pour support </w:t>
-      </w:r>
-      <w:proofErr w:type="gramStart"/>
-      <w:r>
-        <w:rPr>
-          <w:lang w:val="fr-BE"/>
-        </w:rPr>
-        <w:t>des client</w:t>
-      </w:r>
-      <w:proofErr w:type="gramEnd"/>
-      <w:r>
-        <w:rPr>
-          <w:lang w:val="fr-BE"/>
-        </w:rPr>
-        <w:t xml:space="preserve"> a </w:t>
-      </w:r>
-      <w:proofErr w:type="spellStart"/>
-      <w:r>
-        <w:rPr>
-          <w:lang w:val="fr-BE"/>
-        </w:rPr>
-        <w:t>realise</w:t>
-      </w:r>
-      <w:proofErr w:type="spellEnd"/>
-      <w:r>
-        <w:rPr>
-          <w:lang w:val="fr-BE"/>
-        </w:rPr>
-        <w:t xml:space="preserve"> des POC </w:t>
-      </w:r>
+      <w:r>
+        <w:rPr>
+          <w:lang w:val="fr-BE"/>
+        </w:rPr>
+        <w:t xml:space="preserve">Mise place de monitoring pour les capicity Fabric (incluant Capaciy Metric App , FUAM, des solution plus focus et flexible de monoitoring des operation a l’interieur de fabric. </w:t>
+      </w:r>
+    </w:p>
+    <w:p>
+      <w:pPr>
+        <w:rPr>
+          <w:lang w:val="fr-BE"/>
+        </w:rPr>
+      </w:pPr>
+    </w:p>
+    <w:p>
+      <w:pPr>
+        <w:rPr>
+          <w:lang w:val="fr-BE"/>
+        </w:rPr>
+      </w:pPr>
+      <w:r>
+        <w:rPr>
+          <w:lang w:val="fr-BE"/>
+        </w:rPr>
+        <w:t xml:space="preserve">Jai travaillé aussi sur the project internal a nos compagny the consultant pour support des client a realise des POC </w:t>
+      </w:r>
+    </w:p>
+    <w:p>
+      <w:pPr>
+        <w:rPr>
+          <w:lang w:val="fr-BE"/>
+        </w:rPr>
+      </w:pPr>
+    </w:p>
+    <w:p>
+      <w:pPr>
+        <w:rPr>
+          <w:lang w:val="fr-BE"/>
+        </w:rPr>
+      </w:pPr>
+      <w:r>
+        <w:rPr>
+          <w:lang w:val="fr-BE"/>
+        </w:rPr>
+        <w:t xml:space="preserve">Mise en place de </w:t>
+      </w:r>
+    </w:p>
+    <w:p>
+      <w:pPr>
+        <w:rPr>
+          <w:lang w:val="fr-BE"/>
+        </w:rPr>
+      </w:pPr>
+      <w:r>
+        <w:rPr>
+          <w:lang w:val="fr-BE"/>
+        </w:rPr>
+        <w:t xml:space="preserve">Mise place de monitoring pour les capicity Fabric (incluant Capaciy Metric App , FUAM, des solution plus focus et flexible de monoitoring des operation a l’interieur de fabric. </w:t>
+      </w:r>
+    </w:p>
+    <w:p>
+      <w:pPr>
+        <w:rPr>
+          <w:lang w:val="fr-BE"/>
+        </w:rPr>
+      </w:pPr>
     </w:p>
     <w:p>
       <w:pPr>

--- a/Interviews/Interview_Capgemini_MSFABRIC.docx
+++ b/Interviews/Interview_Capgemini_MSFABRIC.docx
@@ -5,66 +5,146 @@
     <w:p>
       <w:pPr>
         <w:rPr>
-          <w:lang w:val="fr-BE"/>
-        </w:rPr>
-      </w:pPr>
-      <w:r>
-        <w:rPr>
-          <w:lang w:val="fr-BE"/>
-        </w:rPr>
-        <w:t>Deplame et 7 ans experiance en tout plus ou moins (data la data)</w:t>
+          <w:lang w:val="en-GB"/>
+        </w:rPr>
+      </w:pPr>
+      <w:r>
+        <w:rPr>
+          <w:lang w:val="en-GB"/>
+        </w:rPr>
+        <w:t>I’m oumar  a BI développer , i’m graduited with a Bach</w:t>
+      </w:r>
+      <w:r>
+        <w:rPr>
+          <w:lang w:val="en-GB"/>
+        </w:rPr>
+        <w:t xml:space="preserve">elor Degre in Business OIT and Management option Microsoft Business Intelligence. </w:t>
       </w:r>
     </w:p>
     <w:p>
       <w:pPr>
         <w:rPr>
-          <w:lang w:val="fr-BE"/>
-        </w:rPr>
-      </w:pPr>
+          <w:lang w:val="en-GB"/>
+        </w:rPr>
+      </w:pPr>
+      <w:r>
+        <w:rPr>
+          <w:lang w:val="en-GB"/>
+        </w:rPr>
+        <w:t xml:space="preserve">I have more or less 8 year of experience in Microsoft BI industry. In have certification for for Power BI (PL 300), Synapse (DP 300), and MS fabric (DP 600 and 700). </w:t>
+      </w:r>
     </w:p>
     <w:p>
       <w:pPr>
         <w:rPr>
-          <w:lang w:val="fr-BE"/>
-        </w:rPr>
-      </w:pPr>
-      <w:r>
-        <w:rPr>
-          <w:lang w:val="fr-BE"/>
-        </w:rPr>
-        <w:t>Jai travaille 3 ans chez AG en tant que Data Ingenieer On-premise et cloud qui inclu</w:t>
-      </w:r>
-      <w:r>
-        <w:rPr>
-          <w:lang w:val="fr-BE"/>
-        </w:rPr>
-        <w:t xml:space="preserve">aient </w:t>
-      </w:r>
-      <w:r>
-        <w:rPr>
-          <w:lang w:val="fr-BE"/>
-        </w:rPr>
-        <w:t>SSIS SSAS Power BI Synapse -datafactory …</w:t>
+          <w:lang w:val="en-GB"/>
+        </w:rPr>
+      </w:pPr>
+      <w:r>
+        <w:rPr>
+          <w:lang w:val="en-GB"/>
+        </w:rPr>
+        <w:t>My next certification target will be Databriks and dbt for with have follow some trainings</w:t>
       </w:r>
     </w:p>
     <w:p>
       <w:pPr>
         <w:rPr>
-          <w:lang w:val="fr-BE"/>
+          <w:lang w:val="en-GB"/>
         </w:rPr>
       </w:pPr>
     </w:p>
     <w:p>
       <w:pPr>
         <w:rPr>
-          <w:lang w:val="fr-BE"/>
-        </w:rPr>
-      </w:pPr>
-      <w:r>
-        <w:rPr>
-          <w:lang w:val="fr-BE"/>
-        </w:rPr>
-        <w:t xml:space="preserve">Ensuite j’ai travaillé </w:t>
+          <w:lang w:val="en-GB"/>
+        </w:rPr>
+      </w:pPr>
+      <w:r>
+        <w:rPr>
+          <w:lang w:val="en-GB"/>
+        </w:rPr>
+        <w:t xml:space="preserve">I work on several projects for different companies like Delhaize for years , AG </w:t>
+      </w:r>
+      <w:r>
+        <w:rPr>
+          <w:lang w:val="en-GB"/>
+        </w:rPr>
+        <w:t>insurance</w:t>
+      </w:r>
+      <w:r>
+        <w:rPr>
+          <w:lang w:val="en-GB"/>
+        </w:rPr>
+        <w:t xml:space="preserve"> for 3 years , Baloise, cerba….</w:t>
+      </w:r>
+    </w:p>
+    <w:p>
+      <w:pPr>
+        <w:rPr>
+          <w:lang w:val="en-GB"/>
+        </w:rPr>
+      </w:pPr>
+    </w:p>
+    <w:p>
+      <w:pPr>
+        <w:rPr>
+          <w:lang w:val="en-GB"/>
+        </w:rPr>
+      </w:pPr>
+      <w:r>
+        <w:rPr>
+          <w:lang w:val="en-GB"/>
+        </w:rPr>
+        <w:t>At Delaize (23 till end 2025)</w:t>
+      </w:r>
+    </w:p>
+    <w:p>
+      <w:pPr>
+        <w:spacing w:after="0"/>
+        <w:rPr>
+          <w:lang w:val="en-GB"/>
+        </w:rPr>
+      </w:pPr>
+      <w:r>
+        <w:rPr>
+          <w:lang w:val="en-GB"/>
+        </w:rPr>
+        <w:t xml:space="preserve">Ik was a power bi expert with </w:t>
+      </w:r>
+      <w:r>
+        <w:rPr>
+          <w:lang w:val="en-GB"/>
+        </w:rPr>
+        <w:t>knowledge</w:t>
+      </w:r>
+      <w:r>
+        <w:rPr>
+          <w:lang w:val="en-GB"/>
+        </w:rPr>
+        <w:t xml:space="preserve"> on azure cervices like Datafactoty , sysnapse an fabic.</w:t>
+      </w:r>
+    </w:p>
+    <w:p>
+      <w:pPr>
+        <w:spacing w:after="0"/>
+        <w:rPr>
+          <w:lang w:val="en-GB"/>
+        </w:rPr>
+      </w:pPr>
+    </w:p>
+    <w:p>
+      <w:pPr>
+        <w:spacing w:after="0"/>
+        <w:rPr>
+          <w:lang w:val="en-GB"/>
+        </w:rPr>
+      </w:pPr>
+      <w:r>
+        <w:rPr>
+          <w:lang w:val="en-GB"/>
+        </w:rPr>
+        <w:t xml:space="preserve">There were at Delhaize several kinds of project and tool like </w:t>
       </w:r>
       <w:r>
         <w:rPr>
@@ -72,21 +152,181 @@
           <w:bCs/>
           <w:i/>
           <w:iCs/>
-          <w:lang w:val="fr-BE"/>
-        </w:rPr>
-        <w:t>chez delhaize</w:t>
-      </w:r>
-      <w:r>
-        <w:rPr>
-          <w:lang w:val="fr-BE"/>
-        </w:rPr>
-        <w:t xml:space="preserve"> en tant que power bi expert dans un enviroment mixte databrilks -Fabric-power bi</w:t>
-      </w:r>
-      <w:r>
-        <w:rPr>
-          <w:lang w:val="fr-BE"/>
-        </w:rPr>
-        <w:t> :</w:t>
+          <w:lang w:val="en-GB"/>
+        </w:rPr>
+        <w:t>databriks</w:t>
+      </w:r>
+      <w:r>
+        <w:rPr>
+          <w:lang w:val="en-GB"/>
+        </w:rPr>
+        <w:t xml:space="preserve"> , </w:t>
+      </w:r>
+      <w:r>
+        <w:rPr>
+          <w:b/>
+          <w:bCs/>
+          <w:i/>
+          <w:iCs/>
+          <w:lang w:val="en-GB"/>
+        </w:rPr>
+        <w:t>Azure Analysis service (AAS)</w:t>
+      </w:r>
+      <w:r>
+        <w:rPr>
+          <w:lang w:val="en-GB"/>
+        </w:rPr>
+        <w:t xml:space="preserve"> in combination with  Power BI , </w:t>
+      </w:r>
+      <w:r>
+        <w:rPr>
+          <w:b/>
+          <w:bCs/>
+          <w:i/>
+          <w:iCs/>
+          <w:lang w:val="en-GB"/>
+        </w:rPr>
+        <w:t>MS fabri</w:t>
+      </w:r>
+      <w:r>
+        <w:rPr>
+          <w:lang w:val="en-GB"/>
+        </w:rPr>
+        <w:t xml:space="preserve">c end to end solutions and full </w:t>
+      </w:r>
+      <w:r>
+        <w:rPr>
+          <w:b/>
+          <w:bCs/>
+          <w:i/>
+          <w:iCs/>
+          <w:lang w:val="en-GB"/>
+        </w:rPr>
+        <w:t>power bi</w:t>
+      </w:r>
+      <w:r>
+        <w:rPr>
+          <w:lang w:val="en-GB"/>
+        </w:rPr>
+        <w:t xml:space="preserve"> solutions.</w:t>
+      </w:r>
+    </w:p>
+    <w:p>
+      <w:pPr>
+        <w:spacing w:after="0"/>
+        <w:rPr>
+          <w:lang w:val="en-GB"/>
+        </w:rPr>
+      </w:pPr>
+    </w:p>
+    <w:p>
+      <w:pPr>
+        <w:spacing w:after="0"/>
+        <w:rPr>
+          <w:lang w:val="en-GB"/>
+        </w:rPr>
+      </w:pPr>
+      <w:r>
+        <w:rPr>
+          <w:lang w:val="en-GB"/>
+        </w:rPr>
+        <w:t xml:space="preserve">We got trained on datababris an fabric how to use its inside the company and </w:t>
+      </w:r>
+      <w:r>
+        <w:rPr>
+          <w:lang w:val="en-GB"/>
+        </w:rPr>
+        <w:t>afterward</w:t>
+      </w:r>
+      <w:r>
+        <w:rPr>
+          <w:lang w:val="en-GB"/>
+        </w:rPr>
+        <w:t xml:space="preserve"> I apply </w:t>
+      </w:r>
+      <w:r>
+        <w:rPr>
+          <w:lang w:val="en-GB"/>
+        </w:rPr>
+        <w:t>successfully the certification on fabric (but not yet in databriks).</w:t>
+      </w:r>
+    </w:p>
+    <w:p>
+      <w:pPr>
+        <w:spacing w:after="0"/>
+        <w:rPr>
+          <w:lang w:val="en-GB"/>
+        </w:rPr>
+      </w:pPr>
+    </w:p>
+    <w:p>
+      <w:pPr>
+        <w:spacing w:after="0"/>
+        <w:rPr>
+          <w:b/>
+          <w:bCs/>
+          <w:i/>
+          <w:iCs/>
+          <w:lang w:val="en-GB"/>
+        </w:rPr>
+      </w:pPr>
+      <w:r>
+        <w:rPr>
+          <w:lang w:val="en-GB"/>
+        </w:rPr>
+        <w:t xml:space="preserve">For Power bi and fabric my focus </w:t>
+      </w:r>
+      <w:r>
+        <w:rPr>
+          <w:lang w:val="en-GB"/>
+        </w:rPr>
+        <w:t>was to</w:t>
+      </w:r>
+      <w:r>
+        <w:rPr>
+          <w:lang w:val="en-GB"/>
+        </w:rPr>
+        <w:t xml:space="preserve"> take </w:t>
+      </w:r>
+      <w:r>
+        <w:rPr>
+          <w:lang w:val="en-GB"/>
+        </w:rPr>
+        <w:t>care workspaces</w:t>
+      </w:r>
+      <w:r>
+        <w:rPr>
+          <w:lang w:val="en-GB"/>
+        </w:rPr>
+        <w:t xml:space="preserve"> </w:t>
+      </w:r>
+      <w:r>
+        <w:rPr>
+          <w:lang w:val="en-GB"/>
+        </w:rPr>
+        <w:t>as admin</w:t>
+      </w:r>
+      <w:r>
+        <w:rPr>
+          <w:lang w:val="en-GB"/>
+        </w:rPr>
+        <w:t xml:space="preserve"> </w:t>
+      </w:r>
+      <w:r>
+        <w:rPr>
+          <w:lang w:val="en-GB"/>
+        </w:rPr>
+        <w:t xml:space="preserve">and make sure objects </w:t>
+      </w:r>
+      <w:r>
+        <w:rPr>
+          <w:b/>
+          <w:bCs/>
+          <w:i/>
+          <w:iCs/>
+          <w:lang w:val="en-GB"/>
+        </w:rPr>
+        <w:t xml:space="preserve">like </w:t>
       </w:r>
     </w:p>
     <w:p>
@@ -94,17 +334,85 @@
         <w:pStyle w:val="ListParagraph"/>
         <w:numPr>
           <w:ilvl w:val="0"/>
-          <w:numId w:val="2"/>
+          <w:numId w:val="3"/>
         </w:numPr>
-        <w:rPr>
-          <w:lang w:val="fr-BE"/>
-        </w:rPr>
-      </w:pPr>
-      <w:r>
-        <w:rPr>
-          <w:lang w:val="fr-BE"/>
-        </w:rPr>
-        <w:t xml:space="preserve">La creation , l’adaptation et la maintenance des sementic model dans l’environment Fabric. </w:t>
+        <w:spacing w:after="0"/>
+        <w:rPr>
+          <w:lang w:val="en-GB"/>
+        </w:rPr>
+      </w:pPr>
+      <w:r>
+        <w:rPr>
+          <w:lang w:val="en-GB"/>
+        </w:rPr>
+        <w:t>Power BI</w:t>
+      </w:r>
+    </w:p>
+    <w:p>
+      <w:pPr>
+        <w:pStyle w:val="ListParagraph"/>
+        <w:numPr>
+          <w:ilvl w:val="1"/>
+          <w:numId w:val="3"/>
+        </w:numPr>
+        <w:spacing w:after="0"/>
+        <w:rPr>
+          <w:lang w:val="en-GB"/>
+        </w:rPr>
+      </w:pPr>
+      <w:r>
+        <w:rPr>
+          <w:b/>
+          <w:bCs/>
+          <w:i/>
+          <w:iCs/>
+          <w:lang w:val="en-GB"/>
+        </w:rPr>
+        <w:t>Shared dataset or semantic model</w:t>
+      </w:r>
+      <w:r>
+        <w:rPr>
+          <w:lang w:val="en-GB"/>
+        </w:rPr>
+        <w:t xml:space="preserve">, </w:t>
+      </w:r>
+      <w:r>
+        <w:rPr>
+          <w:b/>
+          <w:bCs/>
+          <w:i/>
+          <w:iCs/>
+          <w:lang w:val="en-GB"/>
+        </w:rPr>
+        <w:t>dataflows</w:t>
+      </w:r>
+      <w:r>
+        <w:rPr>
+          <w:lang w:val="en-GB"/>
+        </w:rPr>
+        <w:t xml:space="preserve">, </w:t>
+      </w:r>
+      <w:r>
+        <w:rPr>
+          <w:b/>
+          <w:bCs/>
+          <w:i/>
+          <w:iCs/>
+          <w:lang w:val="en-GB"/>
+        </w:rPr>
+        <w:t>Datamart</w:t>
+      </w:r>
+      <w:r>
+        <w:rPr>
+          <w:lang w:val="en-GB"/>
+        </w:rPr>
+        <w:t xml:space="preserve"> report and dashboard</w:t>
+      </w:r>
+      <w:r>
+        <w:rPr>
+          <w:lang w:val="en-GB"/>
+        </w:rPr>
+        <w:t>, RLS , OLS</w:t>
       </w:r>
     </w:p>
     <w:p>
@@ -112,270 +420,50 @@
         <w:pStyle w:val="ListParagraph"/>
         <w:numPr>
           <w:ilvl w:val="0"/>
-          <w:numId w:val="2"/>
+          <w:numId w:val="3"/>
         </w:numPr>
-        <w:rPr>
-          <w:lang w:val="fr-BE"/>
-        </w:rPr>
-      </w:pPr>
-      <w:r>
-        <w:rPr>
-          <w:lang w:val="fr-BE"/>
-        </w:rPr>
-        <w:t xml:space="preserve">La creation de dashboard , de apps </w:t>
+        <w:spacing w:after="0"/>
+        <w:rPr>
+          <w:lang w:val="en-GB"/>
+        </w:rPr>
+      </w:pPr>
+      <w:r>
+        <w:rPr>
+          <w:lang w:val="en-GB"/>
+        </w:rPr>
+        <w:t>MS Fabric</w:t>
       </w:r>
     </w:p>
     <w:p>
       <w:pPr>
         <w:pStyle w:val="ListParagraph"/>
         <w:numPr>
-          <w:ilvl w:val="0"/>
-          <w:numId w:val="2"/>
+          <w:ilvl w:val="1"/>
+          <w:numId w:val="3"/>
         </w:numPr>
-        <w:rPr>
-          <w:lang w:val="fr-BE"/>
-        </w:rPr>
-      </w:pPr>
-      <w:r>
-        <w:rPr>
-          <w:lang w:val="fr-BE"/>
-        </w:rPr>
-        <w:t>La gestion des access aux donnees dans le cloud (worspace et app)</w:t>
+        <w:spacing w:after="0"/>
+        <w:rPr>
+          <w:lang w:val="en-GB"/>
+        </w:rPr>
+      </w:pPr>
+      <w:r>
+        <w:rPr>
+          <w:b/>
+          <w:bCs/>
+          <w:i/>
+          <w:iCs/>
+          <w:lang w:val="en-GB"/>
+        </w:rPr>
+        <w:t>Pipeline , notebooks , datalows, Lakehouse and warehouse , variable libraty..</w:t>
       </w:r>
     </w:p>
     <w:p>
       <w:pPr>
-        <w:pStyle w:val="ListParagraph"/>
-        <w:numPr>
-          <w:ilvl w:val="0"/>
-          <w:numId w:val="2"/>
-        </w:numPr>
-        <w:rPr>
-          <w:lang w:val="fr-BE"/>
-        </w:rPr>
-      </w:pPr>
-      <w:r>
-        <w:rPr>
-          <w:lang w:val="fr-BE"/>
-        </w:rPr>
-        <w:t>Con</w:t>
-      </w:r>
-      <w:r>
-        <w:rPr>
-          <w:lang w:val="fr-BE"/>
-        </w:rPr>
-        <w:t xml:space="preserve">nection (via le mirroring) a l’unity catalog </w:t>
-      </w:r>
-      <w:r>
-        <w:rPr>
-          <w:lang w:val="fr-BE"/>
-        </w:rPr>
-        <w:t>de</w:t>
-      </w:r>
-      <w:r>
-        <w:rPr>
-          <w:lang w:val="fr-BE"/>
-        </w:rPr>
-        <w:t xml:space="preserve"> databri</w:t>
-      </w:r>
-      <w:r>
-        <w:rPr>
-          <w:lang w:val="fr-BE"/>
-        </w:rPr>
-        <w:t>ks</w:t>
-      </w:r>
-      <w:r>
-        <w:rPr>
-          <w:lang w:val="fr-BE"/>
-        </w:rPr>
-        <w:t xml:space="preserve"> (donc pas besoin de</w:t>
-      </w:r>
-      <w:r>
-        <w:rPr>
-          <w:lang w:val="fr-BE"/>
-        </w:rPr>
-        <w:t xml:space="preserve"> transférer les donnees phisique vers Onlake)</w:t>
-      </w:r>
+        <w:rPr>
+          <w:lang w:val="en-GB"/>
+        </w:rPr>
+      </w:pPr>
     </w:p>
-    <w:p>
-      <w:pPr>
-        <w:pStyle w:val="ListParagraph"/>
-        <w:numPr>
-          <w:ilvl w:val="0"/>
-          <w:numId w:val="2"/>
-        </w:numPr>
-        <w:rPr>
-          <w:lang w:val="fr-BE"/>
-        </w:rPr>
-      </w:pPr>
-      <w:r>
-        <w:rPr>
-          <w:lang w:val="fr-BE"/>
-        </w:rPr>
-        <w:t>Conncetion (via shortcut) a fichier de</w:t>
-      </w:r>
-      <w:r>
-        <w:rPr>
-          <w:lang w:val="fr-BE"/>
-        </w:rPr>
-        <w:t xml:space="preserve"> ADLS</w:t>
-      </w:r>
-    </w:p>
-    <w:p>
-      <w:pPr>
-        <w:pStyle w:val="ListParagraph"/>
-        <w:numPr>
-          <w:ilvl w:val="0"/>
-          <w:numId w:val="2"/>
-        </w:numPr>
-        <w:rPr>
-          <w:lang w:val="fr-BE"/>
-        </w:rPr>
-      </w:pPr>
-      <w:r>
-        <w:rPr>
-          <w:lang w:val="fr-BE"/>
-        </w:rPr>
-        <w:t xml:space="preserve">La craetion de procedure et views </w:t>
-      </w:r>
-      <w:r>
-        <w:rPr>
-          <w:lang w:val="fr-BE"/>
-        </w:rPr>
-        <w:t>(généralement pour les table aggr.)</w:t>
-      </w:r>
-      <w:r>
-        <w:rPr>
-          <w:lang w:val="fr-BE"/>
-        </w:rPr>
-        <w:t>pour l’allimentation des datamodels .</w:t>
-      </w:r>
-    </w:p>
-    <w:p>
-      <w:pPr>
-        <w:pStyle w:val="ListParagraph"/>
-        <w:numPr>
-          <w:ilvl w:val="0"/>
-          <w:numId w:val="2"/>
-        </w:numPr>
-        <w:rPr>
-          <w:lang w:val="fr-BE"/>
-        </w:rPr>
-      </w:pPr>
-      <w:r>
-        <w:rPr>
-          <w:lang w:val="fr-BE"/>
-        </w:rPr>
-        <w:t>Incremental load des model (en raison du grand volume de donnee)</w:t>
-      </w:r>
-    </w:p>
-    <w:p>
-      <w:pPr>
-        <w:pStyle w:val="ListParagraph"/>
-        <w:numPr>
-          <w:ilvl w:val="0"/>
-          <w:numId w:val="2"/>
-        </w:numPr>
-        <w:rPr>
-          <w:lang w:val="fr-BE"/>
-        </w:rPr>
-      </w:pPr>
-      <w:r>
-        <w:rPr>
-          <w:lang w:val="fr-BE"/>
-        </w:rPr>
-        <w:t xml:space="preserve">Mise place de monitoring pour les capicity Fabric (incluant Capaciy Metric App , FUAM, des solution plus focus et flexible de monoitoring des operation a l’interieur de fabric. </w:t>
-      </w:r>
-    </w:p>
-    <w:p>
-      <w:pPr>
-        <w:rPr>
-          <w:lang w:val="fr-BE"/>
-        </w:rPr>
-      </w:pPr>
-    </w:p>
-    <w:p>
-      <w:pPr>
-        <w:rPr>
-          <w:lang w:val="fr-BE"/>
-        </w:rPr>
-      </w:pPr>
-      <w:r>
-        <w:rPr>
-          <w:lang w:val="fr-BE"/>
-        </w:rPr>
-        <w:t xml:space="preserve">Jai travaillé aussi sur the project internal a nos compagny the consultant pour support des client a realise des POC </w:t>
-      </w:r>
-    </w:p>
-    <w:p>
-      <w:pPr>
-        <w:rPr>
-          <w:lang w:val="fr-BE"/>
-        </w:rPr>
-      </w:pPr>
-    </w:p>
-    <w:p>
-      <w:pPr>
-        <w:rPr>
-          <w:lang w:val="fr-BE"/>
-        </w:rPr>
-      </w:pPr>
-      <w:r>
-        <w:rPr>
-          <w:lang w:val="fr-BE"/>
-        </w:rPr>
-        <w:t xml:space="preserve">Mise en place de </w:t>
-      </w:r>
-    </w:p>
-    <w:p>
-      <w:pPr>
-        <w:rPr>
-          <w:lang w:val="fr-BE"/>
-        </w:rPr>
-      </w:pPr>
-      <w:r>
-        <w:rPr>
-          <w:lang w:val="fr-BE"/>
-        </w:rPr>
-        <w:t xml:space="preserve">Mise place de monitoring pour les capicity Fabric (incluant Capaciy Metric App , FUAM, des solution plus focus et flexible de monoitoring des operation a l’interieur de fabric. </w:t>
-      </w:r>
-    </w:p>
-    <w:p>
-      <w:pPr>
-        <w:rPr>
-          <w:lang w:val="fr-BE"/>
-        </w:rPr>
-      </w:pPr>
-    </w:p>
-    <w:p>
-      <w:pPr>
-        <w:rPr>
-          <w:lang w:val="fr-BE"/>
-        </w:rPr>
-      </w:pPr>
-    </w:p>
-    <w:p>
-      <w:pPr>
-        <w:rPr>
-          <w:lang w:val="fr-BE"/>
-        </w:rPr>
-      </w:pPr>
-    </w:p>
-    <w:p>
-      <w:pPr>
-        <w:rPr>
-          <w:lang w:val="fr-BE"/>
-        </w:rPr>
-      </w:pPr>
-    </w:p>
-    <w:p>
-      <w:pPr>
-        <w:rPr>
-          <w:lang w:val="fr-BE"/>
-        </w:rPr>
-      </w:pPr>
-    </w:p>
-    <w:p/>
     <w:sectPr>
       <w:pgSz w:w="11906" w:h="16838"/>
       <w:pgMar w:top="1440" w:right="1440" w:bottom="1440" w:left="1440" w:header="708" w:footer="708" w:gutter="0"/>
@@ -389,6 +477,119 @@
 <file path=word/numbering.xml><?xml version="1.0" encoding="utf-8"?>
 <w:numbering xmlns:wpc="http://schemas.microsoft.com/office/word/2010/wordprocessingCanvas" xmlns:cx="http://schemas.microsoft.com/office/drawing/2014/chartex" xmlns:cx1="http://schemas.microsoft.com/office/drawing/2015/9/8/chartex" xmlns:cx2="http://schemas.microsoft.com/office/drawing/2015/10/21/chartex" xmlns:cx3="http://schemas.microsoft.com/office/drawing/2016/5/9/chartex" xmlns:cx4="http://schemas.microsoft.com/office/drawing/2016/5/10/chartex" xmlns:cx5="http://schemas.microsoft.com/office/drawing/2016/5/11/chartex" xmlns:cx6="http://schemas.microsoft.com/office/drawing/2016/5/12/chartex" xmlns:cx7="http://schemas.microsoft.com/office/drawing/2016/5/13/chartex" xmlns:cx8="http://schemas.microsoft.com/office/drawing/2016/5/14/chartex" xmlns:mc="http://schemas.openxmlformats.org/markup-compatibility/2006" xmlns:aink="http://schemas.microsoft.com/office/drawing/2016/ink" xmlns:am3d="http://schemas.microsoft.com/office/drawing/2017/model3d" xmlns:o="urn:schemas-microsoft-com:office:office" xmlns:oel="http://schemas.microsoft.com/office/2019/extlst" xmlns:r="http://schemas.openxmlformats.org/officeDocument/2006/relationships" xmlns:m="http://schemas.openxmlformats.org/officeDocument/2006/math" xmlns:v="urn:schemas-microsoft-com:vml" xmlns:wp14="http://schemas.microsoft.com/office/word/2010/wordprocessingDrawing" xmlns:wp="http://schemas.openxmlformats.org/drawingml/2006/wordprocessingDrawing" xmlns:w10="urn:schemas-microsoft-com:office:word" xmlns:w="http://schemas.openxmlformats.org/wordprocessingml/2006/main" xmlns:w14="http://schemas.microsoft.com/office/word/2010/wordml" xmlns:w15="http://schemas.microsoft.com/office/word/2012/wordml" xmlns:w16cex="http://schemas.microsoft.com/office/word/2018/wordml/cex" xmlns:w16cid="http://schemas.microsoft.com/office/word/2016/wordml/cid" xmlns:w16="http://schemas.microsoft.com/office/word/2018/wordml" xmlns:w16du="http://schemas.microsoft.com/office/word/2023/wordml/word16du" xmlns:w16sdtdh="http://schemas.microsoft.com/office/word/2020/wordml/sdtdatahash" xmlns:w16sdtfl="http://schemas.microsoft.com/office/word/2024/wordml/sdtformatlock" xmlns:w16se="http://schemas.microsoft.com/office/word/2015/wordml/symex" xmlns:wpg="http://schemas.microsoft.com/office/word/2010/wordprocessingGroup" xmlns:wpi="http://schemas.microsoft.com/office/word/2010/wordprocessingInk" xmlns:wne="http://schemas.microsoft.com/office/word/2006/wordml" xmlns:wps="http://schemas.microsoft.com/office/word/2010/wordprocessingShape" mc:Ignorable="w14 w15 w16se w16cid w16 w16cex w16sdtdh w16sdtfl w16du wp14">
   <w:abstractNum w:abstractNumId="0" w15:restartNumberingAfterBreak="0">
+    <w:nsid w:val="045A1EED"/>
+    <w:multiLevelType w:val="hybridMultilevel"/>
+    <w:tmpl w:val="5A70F798"/>
+    <w:lvl w:ilvl="0" w:tplc="20000001">
+      <w:start w:val="1"/>
+      <w:numFmt w:val="bullet"/>
+      <w:lvlText w:val=""/>
+      <w:lvlJc w:val="left"/>
+      <w:pPr>
+        <w:ind w:left="720" w:hanging="360"/>
+      </w:pPr>
+      <w:rPr>
+        <w:rFonts w:ascii="Symbol" w:hAnsi="Symbol" w:hint="default"/>
+      </w:rPr>
+    </w:lvl>
+    <w:lvl w:ilvl="1" w:tplc="20000003">
+      <w:start w:val="1"/>
+      <w:numFmt w:val="bullet"/>
+      <w:lvlText w:val="o"/>
+      <w:lvlJc w:val="left"/>
+      <w:pPr>
+        <w:ind w:left="1440" w:hanging="360"/>
+      </w:pPr>
+      <w:rPr>
+        <w:rFonts w:ascii="Courier New" w:hAnsi="Courier New" w:cs="Courier New" w:hint="default"/>
+      </w:rPr>
+    </w:lvl>
+    <w:lvl w:ilvl="2" w:tplc="20000005" w:tentative="1">
+      <w:start w:val="1"/>
+      <w:numFmt w:val="bullet"/>
+      <w:lvlText w:val=""/>
+      <w:lvlJc w:val="left"/>
+      <w:pPr>
+        <w:ind w:left="2160" w:hanging="360"/>
+      </w:pPr>
+      <w:rPr>
+        <w:rFonts w:ascii="Wingdings" w:hAnsi="Wingdings" w:hint="default"/>
+      </w:rPr>
+    </w:lvl>
+    <w:lvl w:ilvl="3" w:tplc="20000001" w:tentative="1">
+      <w:start w:val="1"/>
+      <w:numFmt w:val="bullet"/>
+      <w:lvlText w:val=""/>
+      <w:lvlJc w:val="left"/>
+      <w:pPr>
+        <w:ind w:left="2880" w:hanging="360"/>
+      </w:pPr>
+      <w:rPr>
+        <w:rFonts w:ascii="Symbol" w:hAnsi="Symbol" w:hint="default"/>
+      </w:rPr>
+    </w:lvl>
+    <w:lvl w:ilvl="4" w:tplc="20000003" w:tentative="1">
+      <w:start w:val="1"/>
+      <w:numFmt w:val="bullet"/>
+      <w:lvlText w:val="o"/>
+      <w:lvlJc w:val="left"/>
+      <w:pPr>
+        <w:ind w:left="3600" w:hanging="360"/>
+      </w:pPr>
+      <w:rPr>
+        <w:rFonts w:ascii="Courier New" w:hAnsi="Courier New" w:cs="Courier New" w:hint="default"/>
+      </w:rPr>
+    </w:lvl>
+    <w:lvl w:ilvl="5" w:tplc="20000005" w:tentative="1">
+      <w:start w:val="1"/>
+      <w:numFmt w:val="bullet"/>
+      <w:lvlText w:val=""/>
+      <w:lvlJc w:val="left"/>
+      <w:pPr>
+        <w:ind w:left="4320" w:hanging="360"/>
+      </w:pPr>
+      <w:rPr>
+        <w:rFonts w:ascii="Wingdings" w:hAnsi="Wingdings" w:hint="default"/>
+      </w:rPr>
+    </w:lvl>
+    <w:lvl w:ilvl="6" w:tplc="20000001" w:tentative="1">
+      <w:start w:val="1"/>
+      <w:numFmt w:val="bullet"/>
+      <w:lvlText w:val=""/>
+      <w:lvlJc w:val="left"/>
+      <w:pPr>
+        <w:ind w:left="5040" w:hanging="360"/>
+      </w:pPr>
+      <w:rPr>
+        <w:rFonts w:ascii="Symbol" w:hAnsi="Symbol" w:hint="default"/>
+      </w:rPr>
+    </w:lvl>
+    <w:lvl w:ilvl="7" w:tplc="20000003" w:tentative="1">
+      <w:start w:val="1"/>
+      <w:numFmt w:val="bullet"/>
+      <w:lvlText w:val="o"/>
+      <w:lvlJc w:val="left"/>
+      <w:pPr>
+        <w:ind w:left="5760" w:hanging="360"/>
+      </w:pPr>
+      <w:rPr>
+        <w:rFonts w:ascii="Courier New" w:hAnsi="Courier New" w:cs="Courier New" w:hint="default"/>
+      </w:rPr>
+    </w:lvl>
+    <w:lvl w:ilvl="8" w:tplc="20000005" w:tentative="1">
+      <w:start w:val="1"/>
+      <w:numFmt w:val="bullet"/>
+      <w:lvlText w:val=""/>
+      <w:lvlJc w:val="left"/>
+      <w:pPr>
+        <w:ind w:left="6480" w:hanging="360"/>
+      </w:pPr>
+      <w:rPr>
+        <w:rFonts w:ascii="Wingdings" w:hAnsi="Wingdings" w:hint="default"/>
+      </w:rPr>
+    </w:lvl>
+  </w:abstractNum>
+  <w:abstractNum w:abstractNumId="1" w15:restartNumberingAfterBreak="0">
     <w:nsid w:val="49CA13AE"/>
     <w:multiLevelType w:val="hybridMultilevel"/>
     <w:tmpl w:val="4E100A44"/>
@@ -501,7 +702,7 @@
       </w:rPr>
     </w:lvl>
   </w:abstractNum>
-  <w:abstractNum w:abstractNumId="1" w15:restartNumberingAfterBreak="0">
+  <w:abstractNum w:abstractNumId="2" w15:restartNumberingAfterBreak="0">
     <w:nsid w:val="5E762B70"/>
     <w:multiLevelType w:val="multilevel"/>
     <w:tmpl w:val="67C45960"/>
@@ -615,9 +816,12 @@
     </w:lvl>
   </w:abstractNum>
   <w:num w:numId="1" w16cid:durableId="644895863">
+    <w:abstractNumId w:val="2"/>
+  </w:num>
+  <w:num w:numId="2" w16cid:durableId="16978169">
     <w:abstractNumId w:val="1"/>
   </w:num>
-  <w:num w:numId="2" w16cid:durableId="16978169">
+  <w:num w:numId="3" w16cid:durableId="412821486">
     <w:abstractNumId w:val="0"/>
   </w:num>
 </w:numbering>
@@ -1226,6 +1430,7 @@
   <w:style w:type="character" w:default="1" w:styleId="DefaultParagraphFont">
     <w:name w:val="Default Paragraph Font"/>
     <w:uiPriority w:val="1"/>
+    <w:semiHidden/>
     <w:unhideWhenUsed/>
   </w:style>
   <w:style w:type="table" w:default="1" w:styleId="TableNormal">
